--- a/Week_2_Logistics_Data_Analysis_Sankari_D.docx
+++ b/Week_2_Logistics_Data_Analysis_Sankari_D.docx
@@ -114,6 +114,52 @@
       </w:r>
       <w:r>
         <w:t xml:space="preserve"> October, 2026.</w:t>
+      </w:r>
+    </w:p>
+    <w:p>
+      <w:pPr>
+        <w:spacing w:after="0"/>
+      </w:pPr>
+      <w:r>
+        <w:t>GitHub Project Link:</w:t>
+      </w:r>
+    </w:p>
+    <w:p>
+      <w:pPr>
+        <w:spacing w:after="80"/>
+        <w:rPr>
+          <w:b/>
+          <w:bCs/>
+          <w:sz w:val="20"/>
+          <w:szCs w:val="20"/>
+        </w:rPr>
+      </w:pPr>
+      <w:r>
+        <w:rPr>
+          <w:b/>
+          <w:bCs/>
+          <w:sz w:val="20"/>
+          <w:szCs w:val="20"/>
+        </w:rPr>
+        <w:t>https://github.com/sankari</w:t>
+      </w:r>
+      <w:r>
+        <w:rPr>
+          <w:b/>
+          <w:bCs/>
+          <w:sz w:val="20"/>
+          <w:szCs w:val="20"/>
+        </w:rPr>
+        <w:t>-</w:t>
+      </w:r>
+      <w:r>
+        <w:rPr>
+          <w:b/>
+          <w:bCs/>
+          <w:sz w:val="20"/>
+          <w:szCs w:val="20"/>
+        </w:rPr>
+        <w:t>d27/Week_2_ECommerce_Logistics_Data_Collection_Cleaning_Preprocessing</w:t>
       </w:r>
     </w:p>
     <w:p>
@@ -438,6 +484,7 @@
         <w:ind w:left="714" w:hanging="357"/>
       </w:pPr>
       <w:r>
+        <w:lastRenderedPageBreak/>
         <w:t>Order ID</w:t>
       </w:r>
     </w:p>
@@ -464,7 +511,6 @@
         <w:ind w:left="714" w:hanging="357"/>
       </w:pPr>
       <w:r>
-        <w:lastRenderedPageBreak/>
         <w:t>Product ID</w:t>
       </w:r>
     </w:p>
@@ -1113,6 +1159,7 @@
     </w:p>
     <w:p>
       <w:r>
+        <w:lastRenderedPageBreak/>
         <w:t>A</w:t>
       </w:r>
       <w:r>
@@ -1192,7 +1239,6 @@
                 <w:b/>
                 <w:bCs/>
               </w:rPr>
-              <w:lastRenderedPageBreak/>
               <w:t>Data Issue</w:t>
             </w:r>
           </w:p>
@@ -2050,6 +2096,7 @@
         <w:rPr>
           <w:rFonts w:ascii="Cambria" w:hAnsi="Cambria"/>
         </w:rPr>
+        <w:lastRenderedPageBreak/>
         <w:t>df</w:t>
       </w:r>
       <w:proofErr w:type="spellEnd"/>
@@ -2135,7 +2182,6 @@
         <w:rPr>
           <w:rFonts w:ascii="Cambria" w:hAnsi="Cambria"/>
         </w:rPr>
-        <w:lastRenderedPageBreak/>
         <w:t xml:space="preserve">    </w:t>
       </w:r>
       <w:proofErr w:type="spellStart"/>
@@ -3023,6 +3069,7 @@
         <w:ind w:left="1134" w:right="1134"/>
       </w:pPr>
       <w:r>
+        <w:lastRenderedPageBreak/>
         <w:t>After: 2</w:t>
       </w:r>
       <w:r>
@@ -3044,7 +3091,6 @@
           <w:b/>
           <w:bCs/>
         </w:rPr>
-        <w:lastRenderedPageBreak/>
         <w:t>2.</w:t>
       </w:r>
       <w:r>
@@ -4063,6 +4109,7 @@
         <w:rPr>
           <w:rFonts w:ascii="Cambria" w:hAnsi="Cambria"/>
         </w:rPr>
+        <w:lastRenderedPageBreak/>
         <w:t xml:space="preserve">    if row["Inventory_Level"] &lt;= row["Reorder_Level"]</w:t>
       </w:r>
     </w:p>
@@ -4077,7 +4124,6 @@
         <w:rPr>
           <w:rFonts w:ascii="Cambria" w:hAnsi="Cambria"/>
         </w:rPr>
-        <w:lastRenderedPageBreak/>
         <w:t xml:space="preserve">    else "Sufficient",</w:t>
       </w:r>
     </w:p>
@@ -5178,7 +5224,6 @@
           <w:b/>
           <w:bCs/>
         </w:rPr>
-        <w:lastRenderedPageBreak/>
         <w:t>Before standardization</w:t>
       </w:r>
     </w:p>

--- a/Week_2_Logistics_Data_Analysis_Sankari_D.docx
+++ b/Week_2_Logistics_Data_Analysis_Sankari_D.docx
@@ -141,7 +141,7 @@
           <w:sz w:val="20"/>
           <w:szCs w:val="20"/>
         </w:rPr>
-        <w:t>https://github.com/sankari</w:t>
+        <w:t>https://github.com/sankari-d27/Week_2_ECommerce_Data_</w:t>
       </w:r>
       <w:r>
         <w:rPr>
@@ -150,22 +150,13 @@
           <w:sz w:val="20"/>
           <w:szCs w:val="20"/>
         </w:rPr>
-        <w:t>-</w:t>
-      </w:r>
-      <w:r>
-        <w:rPr>
-          <w:b/>
-          <w:bCs/>
-          <w:sz w:val="20"/>
-          <w:szCs w:val="20"/>
-        </w:rPr>
-        <w:t>d27/Week_2_ECommerce_Logistics_Data_Collection_Cleaning_Preprocessing</w:t>
+        <w:t>Collection_Clean_Preprocess</w:t>
       </w:r>
     </w:p>
     <w:p>
       <w:r>
         <w:pict w14:anchorId="486C8F51">
-          <v:rect id="_x0000_i1025" style="width:0;height:1.5pt" o:hralign="center" o:hrstd="t" o:hr="t" fillcolor="#a0a0a0" stroked="f"/>
+          <v:rect id="_x0000_i1069" style="width:0;height:1.5pt" o:hralign="center" o:hrstd="t" o:hr="t" fillcolor="#a0a0a0" stroked="f"/>
         </w:pict>
       </w:r>
     </w:p>
@@ -306,7 +297,7 @@
     <w:p>
       <w:r>
         <w:pict w14:anchorId="0966AA65">
-          <v:rect id="_x0000_i1026" style="width:0;height:1.5pt" o:hralign="center" o:hrstd="t" o:hr="t" fillcolor="#a0a0a0" stroked="f"/>
+          <v:rect id="_x0000_i1070" style="width:0;height:1.5pt" o:hralign="center" o:hrstd="t" o:hr="t" fillcolor="#a0a0a0" stroked="f"/>
         </w:pict>
       </w:r>
     </w:p>
@@ -407,7 +398,7 @@
       </w:pPr>
       <w:r>
         <w:pict w14:anchorId="2FB2CFDC">
-          <v:rect id="_x0000_i1027" style="width:0;height:1.5pt" o:hralign="center" o:hrstd="t" o:hr="t" fillcolor="#a0a0a0" stroked="f"/>
+          <v:rect id="_x0000_i1071" style="width:0;height:1.5pt" o:hralign="center" o:hrstd="t" o:hr="t" fillcolor="#a0a0a0" stroked="f"/>
         </w:pict>
       </w:r>
     </w:p>
@@ -673,7 +664,7 @@
     <w:p>
       <w:r>
         <w:pict w14:anchorId="2FAA9766">
-          <v:rect id="_x0000_i1028" style="width:0;height:1.5pt" o:hralign="center" o:hrstd="t" o:hr="t" fillcolor="#a0a0a0" stroked="f"/>
+          <v:rect id="_x0000_i1072" style="width:0;height:1.5pt" o:hralign="center" o:hrstd="t" o:hr="t" fillcolor="#a0a0a0" stroked="f"/>
         </w:pict>
       </w:r>
     </w:p>
@@ -1138,7 +1129,7 @@
     <w:p>
       <w:r>
         <w:pict w14:anchorId="1F0E94A7">
-          <v:rect id="_x0000_i1029" style="width:0;height:1.5pt" o:hralign="center" o:hrstd="t" o:hr="t" fillcolor="#a0a0a0" stroked="f"/>
+          <v:rect id="_x0000_i1073" style="width:0;height:1.5pt" o:hralign="center" o:hrstd="t" o:hr="t" fillcolor="#a0a0a0" stroked="f"/>
         </w:pict>
       </w:r>
     </w:p>
@@ -1158,52 +1149,46 @@
       </w:r>
     </w:p>
     <w:p>
-      <w:r>
+      <w:pPr>
+        <w:rPr>
+          <w:b/>
+          <w:bCs/>
+        </w:rPr>
+      </w:pPr>
+      <w:r>
+        <w:rPr>
+          <w:b/>
+          <w:bCs/>
+        </w:rPr>
         <w:lastRenderedPageBreak/>
-        <w:t>A</w:t>
-      </w:r>
-      <w:r>
-        <w:t xml:space="preserve"> </w:t>
-      </w:r>
-      <w:r>
-        <w:t xml:space="preserve">Sample </w:t>
-      </w:r>
-      <w:r>
-        <w:t>C</w:t>
-      </w:r>
-      <w:r>
-        <w:t xml:space="preserve">hart showing the </w:t>
-      </w:r>
-      <w:r>
-        <w:rPr>
-          <w:b/>
-          <w:bCs/>
-        </w:rPr>
-        <w:t>N</w:t>
-      </w:r>
-      <w:r>
-        <w:rPr>
-          <w:b/>
-          <w:bCs/>
-        </w:rPr>
-        <w:t>umber of data-quality issues before and after cleaning</w:t>
-      </w:r>
-      <w:r>
-        <w:t>.</w:t>
+        <w:t>e-commerce_logistics_week2.csv:</w:t>
+      </w:r>
+    </w:p>
+    <w:p>
+      <w:pPr>
+        <w:rPr>
+          <w:b/>
+          <w:bCs/>
+        </w:rPr>
+      </w:pPr>
+      <w:r>
+        <w:rPr>
+          <w:b/>
+          <w:bCs/>
+        </w:rPr>
+        <w:t>Missing Value Summary:</w:t>
       </w:r>
     </w:p>
     <w:tbl>
       <w:tblPr>
         <w:tblW w:w="0" w:type="auto"/>
-        <w:tblCellSpacing w:w="15" w:type="dxa"/>
         <w:tblBorders>
-          <w:top w:val="single" w:sz="4" w:space="0" w:color="auto"/>
-          <w:left w:val="single" w:sz="4" w:space="0" w:color="auto"/>
-          <w:bottom w:val="single" w:sz="4" w:space="0" w:color="auto"/>
-          <w:right w:val="single" w:sz="4" w:space="0" w:color="auto"/>
-          <w:insideH w:val="single" w:sz="4" w:space="0" w:color="auto"/>
-          <w:insideV w:val="single" w:sz="4" w:space="0" w:color="auto"/>
+          <w:top w:val="single" w:sz="2" w:space="0" w:color="auto"/>
+          <w:left w:val="single" w:sz="2" w:space="0" w:color="auto"/>
+          <w:bottom w:val="single" w:sz="2" w:space="0" w:color="auto"/>
+          <w:right w:val="single" w:sz="2" w:space="0" w:color="auto"/>
         </w:tblBorders>
+        <w:shd w:val="clear" w:color="auto" w:fill="FCFCFC"/>
         <w:tblCellMar>
           <w:top w:w="15" w:type="dxa"/>
           <w:left w:w="15" w:type="dxa"/>
@@ -1213,18 +1198,30 @@
         <w:tblLook w:val="04A0" w:firstRow="1" w:lastRow="0" w:firstColumn="1" w:lastColumn="0" w:noHBand="0" w:noVBand="1"/>
       </w:tblPr>
       <w:tblGrid>
-        <w:gridCol w:w="2830"/>
-        <w:gridCol w:w="2268"/>
+        <w:gridCol w:w="3116"/>
+        <w:gridCol w:w="2551"/>
+        <w:gridCol w:w="2835"/>
       </w:tblGrid>
       <w:tr>
         <w:trPr>
-          <w:tblHeader/>
-          <w:tblCellSpacing w:w="15" w:type="dxa"/>
+          <w:trHeight w:val="421"/>
         </w:trPr>
         <w:tc>
           <w:tcPr>
-            <w:tcW w:w="2785" w:type="dxa"/>
-            <w:vAlign w:val="center"/>
+            <w:tcW w:w="3116" w:type="dxa"/>
+            <w:tcBorders>
+              <w:top w:val="single" w:sz="2" w:space="0" w:color="auto"/>
+              <w:left w:val="single" w:sz="2" w:space="0" w:color="auto"/>
+              <w:bottom w:val="single" w:sz="2" w:space="0" w:color="auto"/>
+              <w:right w:val="single" w:sz="2" w:space="0" w:color="auto"/>
+            </w:tcBorders>
+            <w:shd w:val="clear" w:color="auto" w:fill="FCFCFC"/>
+            <w:tcMar>
+              <w:top w:w="120" w:type="dxa"/>
+              <w:left w:w="15" w:type="dxa"/>
+              <w:bottom w:w="120" w:type="dxa"/>
+              <w:right w:w="15" w:type="dxa"/>
+            </w:tcMar>
             <w:hideMark/>
           </w:tcPr>
           <w:p>
@@ -1239,14 +1236,26 @@
                 <w:b/>
                 <w:bCs/>
               </w:rPr>
-              <w:t>Data Issue</w:t>
+              <w:t>Column Name</w:t>
             </w:r>
           </w:p>
         </w:tc>
         <w:tc>
           <w:tcPr>
-            <w:tcW w:w="2223" w:type="dxa"/>
-            <w:vAlign w:val="center"/>
+            <w:tcW w:w="2551" w:type="dxa"/>
+            <w:tcBorders>
+              <w:top w:val="single" w:sz="2" w:space="0" w:color="auto"/>
+              <w:left w:val="single" w:sz="2" w:space="0" w:color="auto"/>
+              <w:bottom w:val="single" w:sz="2" w:space="0" w:color="auto"/>
+              <w:right w:val="single" w:sz="2" w:space="0" w:color="auto"/>
+            </w:tcBorders>
+            <w:shd w:val="clear" w:color="auto" w:fill="FCFCFC"/>
+            <w:tcMar>
+              <w:top w:w="120" w:type="dxa"/>
+              <w:left w:w="15" w:type="dxa"/>
+              <w:bottom w:w="120" w:type="dxa"/>
+              <w:right w:w="15" w:type="dxa"/>
+            </w:tcMar>
             <w:hideMark/>
           </w:tcPr>
           <w:p>
@@ -1261,133 +1270,375 @@
                 <w:b/>
                 <w:bCs/>
               </w:rPr>
-              <w:t>Before Cleaning</w:t>
+              <w:t>Missing Value Count</w:t>
+            </w:r>
+          </w:p>
+        </w:tc>
+        <w:tc>
+          <w:tcPr>
+            <w:tcW w:w="2835" w:type="dxa"/>
+            <w:tcBorders>
+              <w:top w:val="single" w:sz="2" w:space="0" w:color="auto"/>
+              <w:left w:val="single" w:sz="2" w:space="0" w:color="auto"/>
+              <w:bottom w:val="single" w:sz="2" w:space="0" w:color="auto"/>
+              <w:right w:val="single" w:sz="2" w:space="0" w:color="auto"/>
+            </w:tcBorders>
+            <w:shd w:val="clear" w:color="auto" w:fill="FCFCFC"/>
+            <w:tcMar>
+              <w:top w:w="120" w:type="dxa"/>
+              <w:left w:w="15" w:type="dxa"/>
+              <w:bottom w:w="120" w:type="dxa"/>
+              <w:right w:w="15" w:type="dxa"/>
+            </w:tcMar>
+            <w:hideMark/>
+          </w:tcPr>
+          <w:p>
+            <w:pPr>
+              <w:rPr>
+                <w:b/>
+                <w:bCs/>
+              </w:rPr>
+            </w:pPr>
+            <w:r>
+              <w:rPr>
+                <w:b/>
+                <w:bCs/>
+              </w:rPr>
+              <w:t>Missing Percentage</w:t>
             </w:r>
           </w:p>
         </w:tc>
       </w:tr>
       <w:tr>
-        <w:trPr>
-          <w:tblCellSpacing w:w="15" w:type="dxa"/>
-        </w:trPr>
         <w:tc>
           <w:tcPr>
-            <w:tcW w:w="2785" w:type="dxa"/>
-            <w:vAlign w:val="center"/>
+            <w:tcW w:w="3116" w:type="dxa"/>
+            <w:tcBorders>
+              <w:top w:val="single" w:sz="2" w:space="0" w:color="auto"/>
+              <w:left w:val="single" w:sz="2" w:space="0" w:color="auto"/>
+              <w:bottom w:val="single" w:sz="2" w:space="0" w:color="auto"/>
+              <w:right w:val="single" w:sz="2" w:space="0" w:color="auto"/>
+            </w:tcBorders>
+            <w:shd w:val="clear" w:color="auto" w:fill="FCFCFC"/>
+            <w:tcMar>
+              <w:top w:w="120" w:type="dxa"/>
+              <w:left w:w="15" w:type="dxa"/>
+              <w:bottom w:w="120" w:type="dxa"/>
+              <w:right w:w="15" w:type="dxa"/>
+            </w:tcMar>
             <w:hideMark/>
           </w:tcPr>
           <w:p>
+            <w:proofErr w:type="spellStart"/>
             <w:r>
-              <w:t>Missing Values</w:t>
+              <w:t>Order_ID</w:t>
+            </w:r>
+            <w:proofErr w:type="spellEnd"/>
+          </w:p>
+        </w:tc>
+        <w:tc>
+          <w:tcPr>
+            <w:tcW w:w="2551" w:type="dxa"/>
+            <w:tcBorders>
+              <w:top w:val="single" w:sz="2" w:space="0" w:color="auto"/>
+              <w:left w:val="single" w:sz="2" w:space="0" w:color="auto"/>
+              <w:bottom w:val="single" w:sz="2" w:space="0" w:color="auto"/>
+              <w:right w:val="single" w:sz="2" w:space="0" w:color="auto"/>
+            </w:tcBorders>
+            <w:shd w:val="clear" w:color="auto" w:fill="FCFCFC"/>
+            <w:tcMar>
+              <w:top w:w="120" w:type="dxa"/>
+              <w:left w:w="15" w:type="dxa"/>
+              <w:bottom w:w="120" w:type="dxa"/>
+              <w:right w:w="15" w:type="dxa"/>
+            </w:tcMar>
+            <w:hideMark/>
+          </w:tcPr>
+          <w:p>
+            <w:pPr>
+              <w:jc w:val="center"/>
+            </w:pPr>
+            <w:r>
+              <w:t>0</w:t>
             </w:r>
           </w:p>
         </w:tc>
         <w:tc>
           <w:tcPr>
-            <w:tcW w:w="2223" w:type="dxa"/>
-            <w:vAlign w:val="center"/>
+            <w:tcW w:w="2835" w:type="dxa"/>
+            <w:tcBorders>
+              <w:top w:val="single" w:sz="2" w:space="0" w:color="auto"/>
+              <w:left w:val="single" w:sz="2" w:space="0" w:color="auto"/>
+              <w:bottom w:val="single" w:sz="2" w:space="0" w:color="auto"/>
+              <w:right w:val="single" w:sz="2" w:space="0" w:color="auto"/>
+            </w:tcBorders>
+            <w:shd w:val="clear" w:color="auto" w:fill="FCFCFC"/>
+            <w:tcMar>
+              <w:top w:w="120" w:type="dxa"/>
+              <w:left w:w="15" w:type="dxa"/>
+              <w:bottom w:w="120" w:type="dxa"/>
+              <w:right w:w="15" w:type="dxa"/>
+            </w:tcMar>
             <w:hideMark/>
           </w:tcPr>
           <w:p>
+            <w:pPr>
+              <w:jc w:val="center"/>
+            </w:pPr>
             <w:r>
-              <w:t>250</w:t>
+              <w:t>0.00</w:t>
             </w:r>
           </w:p>
         </w:tc>
       </w:tr>
       <w:tr>
-        <w:trPr>
-          <w:tblCellSpacing w:w="15" w:type="dxa"/>
-        </w:trPr>
         <w:tc>
           <w:tcPr>
-            <w:tcW w:w="2785" w:type="dxa"/>
-            <w:vAlign w:val="center"/>
+            <w:tcW w:w="3116" w:type="dxa"/>
+            <w:tcBorders>
+              <w:top w:val="single" w:sz="2" w:space="0" w:color="auto"/>
+              <w:left w:val="single" w:sz="2" w:space="0" w:color="auto"/>
+              <w:bottom w:val="single" w:sz="2" w:space="0" w:color="auto"/>
+              <w:right w:val="single" w:sz="2" w:space="0" w:color="auto"/>
+            </w:tcBorders>
+            <w:shd w:val="clear" w:color="auto" w:fill="FCFCFC"/>
+            <w:tcMar>
+              <w:top w:w="120" w:type="dxa"/>
+              <w:left w:w="15" w:type="dxa"/>
+              <w:bottom w:w="120" w:type="dxa"/>
+              <w:right w:w="15" w:type="dxa"/>
+            </w:tcMar>
             <w:hideMark/>
           </w:tcPr>
           <w:p>
+            <w:proofErr w:type="spellStart"/>
             <w:r>
-              <w:t>Duplicate Records</w:t>
+              <w:t>Order_Date</w:t>
+            </w:r>
+            <w:proofErr w:type="spellEnd"/>
+          </w:p>
+        </w:tc>
+        <w:tc>
+          <w:tcPr>
+            <w:tcW w:w="2551" w:type="dxa"/>
+            <w:tcBorders>
+              <w:top w:val="single" w:sz="2" w:space="0" w:color="auto"/>
+              <w:left w:val="single" w:sz="2" w:space="0" w:color="auto"/>
+              <w:bottom w:val="single" w:sz="2" w:space="0" w:color="auto"/>
+              <w:right w:val="single" w:sz="2" w:space="0" w:color="auto"/>
+            </w:tcBorders>
+            <w:shd w:val="clear" w:color="auto" w:fill="FCFCFC"/>
+            <w:tcMar>
+              <w:top w:w="120" w:type="dxa"/>
+              <w:left w:w="15" w:type="dxa"/>
+              <w:bottom w:w="120" w:type="dxa"/>
+              <w:right w:w="15" w:type="dxa"/>
+            </w:tcMar>
+            <w:hideMark/>
+          </w:tcPr>
+          <w:p>
+            <w:pPr>
+              <w:jc w:val="center"/>
+            </w:pPr>
+            <w:r>
+              <w:t>0</w:t>
             </w:r>
           </w:p>
         </w:tc>
         <w:tc>
           <w:tcPr>
-            <w:tcW w:w="2223" w:type="dxa"/>
-            <w:vAlign w:val="center"/>
+            <w:tcW w:w="2835" w:type="dxa"/>
+            <w:tcBorders>
+              <w:top w:val="single" w:sz="2" w:space="0" w:color="auto"/>
+              <w:left w:val="single" w:sz="2" w:space="0" w:color="auto"/>
+              <w:bottom w:val="single" w:sz="2" w:space="0" w:color="auto"/>
+              <w:right w:val="single" w:sz="2" w:space="0" w:color="auto"/>
+            </w:tcBorders>
+            <w:shd w:val="clear" w:color="auto" w:fill="FCFCFC"/>
+            <w:tcMar>
+              <w:top w:w="120" w:type="dxa"/>
+              <w:left w:w="15" w:type="dxa"/>
+              <w:bottom w:w="120" w:type="dxa"/>
+              <w:right w:w="15" w:type="dxa"/>
+            </w:tcMar>
             <w:hideMark/>
           </w:tcPr>
           <w:p>
+            <w:pPr>
+              <w:jc w:val="center"/>
+            </w:pPr>
             <w:r>
-              <w:t>120</w:t>
+              <w:t>0.00</w:t>
             </w:r>
           </w:p>
         </w:tc>
       </w:tr>
       <w:tr>
-        <w:trPr>
-          <w:tblCellSpacing w:w="15" w:type="dxa"/>
-        </w:trPr>
         <w:tc>
           <w:tcPr>
-            <w:tcW w:w="2785" w:type="dxa"/>
-            <w:vAlign w:val="center"/>
+            <w:tcW w:w="3116" w:type="dxa"/>
+            <w:tcBorders>
+              <w:top w:val="single" w:sz="2" w:space="0" w:color="auto"/>
+              <w:left w:val="single" w:sz="2" w:space="0" w:color="auto"/>
+              <w:bottom w:val="single" w:sz="2" w:space="0" w:color="auto"/>
+              <w:right w:val="single" w:sz="2" w:space="0" w:color="auto"/>
+            </w:tcBorders>
+            <w:shd w:val="clear" w:color="auto" w:fill="FCFCFC"/>
+            <w:tcMar>
+              <w:top w:w="120" w:type="dxa"/>
+              <w:left w:w="15" w:type="dxa"/>
+              <w:bottom w:w="120" w:type="dxa"/>
+              <w:right w:w="15" w:type="dxa"/>
+            </w:tcMar>
             <w:hideMark/>
           </w:tcPr>
           <w:p>
+            <w:proofErr w:type="spellStart"/>
             <w:r>
-              <w:t>Invalid Quantities</w:t>
+              <w:t>Shipping_Cost</w:t>
+            </w:r>
+            <w:proofErr w:type="spellEnd"/>
+          </w:p>
+        </w:tc>
+        <w:tc>
+          <w:tcPr>
+            <w:tcW w:w="2551" w:type="dxa"/>
+            <w:tcBorders>
+              <w:top w:val="single" w:sz="2" w:space="0" w:color="auto"/>
+              <w:left w:val="single" w:sz="2" w:space="0" w:color="auto"/>
+              <w:bottom w:val="single" w:sz="2" w:space="0" w:color="auto"/>
+              <w:right w:val="single" w:sz="2" w:space="0" w:color="auto"/>
+            </w:tcBorders>
+            <w:shd w:val="clear" w:color="auto" w:fill="FCFCFC"/>
+            <w:tcMar>
+              <w:top w:w="120" w:type="dxa"/>
+              <w:left w:w="15" w:type="dxa"/>
+              <w:bottom w:w="120" w:type="dxa"/>
+              <w:right w:w="15" w:type="dxa"/>
+            </w:tcMar>
+            <w:hideMark/>
+          </w:tcPr>
+          <w:p>
+            <w:pPr>
+              <w:jc w:val="center"/>
+            </w:pPr>
+            <w:r>
+              <w:t>1</w:t>
             </w:r>
           </w:p>
         </w:tc>
         <w:tc>
           <w:tcPr>
-            <w:tcW w:w="2223" w:type="dxa"/>
-            <w:vAlign w:val="center"/>
+            <w:tcW w:w="2835" w:type="dxa"/>
+            <w:tcBorders>
+              <w:top w:val="single" w:sz="2" w:space="0" w:color="auto"/>
+              <w:left w:val="single" w:sz="2" w:space="0" w:color="auto"/>
+              <w:bottom w:val="single" w:sz="2" w:space="0" w:color="auto"/>
+              <w:right w:val="single" w:sz="2" w:space="0" w:color="auto"/>
+            </w:tcBorders>
+            <w:shd w:val="clear" w:color="auto" w:fill="FCFCFC"/>
+            <w:tcMar>
+              <w:top w:w="120" w:type="dxa"/>
+              <w:left w:w="15" w:type="dxa"/>
+              <w:bottom w:w="120" w:type="dxa"/>
+              <w:right w:w="15" w:type="dxa"/>
+            </w:tcMar>
             <w:hideMark/>
           </w:tcPr>
           <w:p>
+            <w:pPr>
+              <w:jc w:val="center"/>
+            </w:pPr>
             <w:r>
-              <w:t>45</w:t>
+              <w:t>1.43</w:t>
             </w:r>
           </w:p>
         </w:tc>
       </w:tr>
       <w:tr>
-        <w:trPr>
-          <w:tblCellSpacing w:w="15" w:type="dxa"/>
-        </w:trPr>
         <w:tc>
           <w:tcPr>
-            <w:tcW w:w="2785" w:type="dxa"/>
-            <w:vAlign w:val="center"/>
+            <w:tcW w:w="3116" w:type="dxa"/>
+            <w:tcBorders>
+              <w:top w:val="single" w:sz="2" w:space="0" w:color="auto"/>
+              <w:left w:val="single" w:sz="2" w:space="0" w:color="auto"/>
+              <w:bottom w:val="single" w:sz="2" w:space="0" w:color="auto"/>
+              <w:right w:val="single" w:sz="2" w:space="0" w:color="auto"/>
+            </w:tcBorders>
+            <w:shd w:val="clear" w:color="auto" w:fill="FCFCFC"/>
+            <w:tcMar>
+              <w:top w:w="120" w:type="dxa"/>
+              <w:left w:w="15" w:type="dxa"/>
+              <w:bottom w:w="120" w:type="dxa"/>
+              <w:right w:w="15" w:type="dxa"/>
+            </w:tcMar>
             <w:hideMark/>
           </w:tcPr>
           <w:p>
+            <w:proofErr w:type="spellStart"/>
             <w:r>
-              <w:t>Outliers</w:t>
+              <w:t>Inventory_Level</w:t>
+            </w:r>
+            <w:proofErr w:type="spellEnd"/>
+          </w:p>
+        </w:tc>
+        <w:tc>
+          <w:tcPr>
+            <w:tcW w:w="2551" w:type="dxa"/>
+            <w:tcBorders>
+              <w:top w:val="single" w:sz="2" w:space="0" w:color="auto"/>
+              <w:left w:val="single" w:sz="2" w:space="0" w:color="auto"/>
+              <w:bottom w:val="single" w:sz="2" w:space="0" w:color="auto"/>
+              <w:right w:val="single" w:sz="2" w:space="0" w:color="auto"/>
+            </w:tcBorders>
+            <w:shd w:val="clear" w:color="auto" w:fill="FCFCFC"/>
+            <w:tcMar>
+              <w:top w:w="120" w:type="dxa"/>
+              <w:left w:w="15" w:type="dxa"/>
+              <w:bottom w:w="120" w:type="dxa"/>
+              <w:right w:w="15" w:type="dxa"/>
+            </w:tcMar>
+            <w:hideMark/>
+          </w:tcPr>
+          <w:p>
+            <w:pPr>
+              <w:jc w:val="center"/>
+            </w:pPr>
+            <w:r>
+              <w:t>1</w:t>
             </w:r>
           </w:p>
         </w:tc>
         <w:tc>
           <w:tcPr>
-            <w:tcW w:w="2223" w:type="dxa"/>
-            <w:vAlign w:val="center"/>
+            <w:tcW w:w="2835" w:type="dxa"/>
+            <w:tcBorders>
+              <w:top w:val="single" w:sz="2" w:space="0" w:color="auto"/>
+              <w:left w:val="single" w:sz="2" w:space="0" w:color="auto"/>
+              <w:bottom w:val="single" w:sz="2" w:space="0" w:color="auto"/>
+              <w:right w:val="single" w:sz="2" w:space="0" w:color="auto"/>
+            </w:tcBorders>
+            <w:shd w:val="clear" w:color="auto" w:fill="FCFCFC"/>
+            <w:tcMar>
+              <w:top w:w="120" w:type="dxa"/>
+              <w:left w:w="15" w:type="dxa"/>
+              <w:bottom w:w="120" w:type="dxa"/>
+              <w:right w:w="15" w:type="dxa"/>
+            </w:tcMar>
             <w:hideMark/>
           </w:tcPr>
           <w:p>
+            <w:pPr>
+              <w:jc w:val="center"/>
+            </w:pPr>
             <w:r>
-              <w:t>85</w:t>
+              <w:t>1.43</w:t>
             </w:r>
           </w:p>
         </w:tc>
       </w:tr>
     </w:tbl>
-    <w:p>
-      <w:r>
-        <w:t>The chart presents the major data-quality issues identified in the e-commerce logistics dataset. Missing values, duplicate records, invalid values, and outliers can affect the accuracy of subsequent analysis and therefore need to be addressed during the data-cleaning stage.</w:t>
-      </w:r>
-    </w:p>
+    <w:p/>
     <w:p>
       <w:pPr>
         <w:rPr>
@@ -1720,7 +1971,7 @@
       </w:pPr>
       <w:r>
         <w:pict w14:anchorId="36B1B92E">
-          <v:rect id="_x0000_i1030" style="width:0;height:1.5pt" o:hralign="center" o:hrstd="t" o:hr="t" fillcolor="#a0a0a0" stroked="f"/>
+          <v:rect id="_x0000_i1074" style="width:0;height:1.5pt" o:hralign="center" o:hrstd="t" o:hr="t" fillcolor="#a0a0a0" stroked="f"/>
         </w:pict>
       </w:r>
     </w:p>
@@ -2046,6 +2297,7 @@
           <w:b/>
           <w:bCs/>
         </w:rPr>
+        <w:lastRenderedPageBreak/>
         <w:t>2.</w:t>
       </w:r>
       <w:r>
@@ -2096,7 +2348,6 @@
         <w:rPr>
           <w:rFonts w:ascii="Cambria" w:hAnsi="Cambria"/>
         </w:rPr>
-        <w:lastRenderedPageBreak/>
         <w:t>df</w:t>
       </w:r>
       <w:proofErr w:type="spellEnd"/>
@@ -2991,6 +3242,7 @@
         <w:ind w:left="1134" w:right="1134"/>
       </w:pPr>
       <w:r>
+        <w:lastRenderedPageBreak/>
         <w:t xml:space="preserve">Duplicates: </w:t>
       </w:r>
       <w:r>
@@ -3069,7 +3321,6 @@
         <w:ind w:left="1134" w:right="1134"/>
       </w:pPr>
       <w:r>
-        <w:lastRenderedPageBreak/>
         <w:t>After: 2</w:t>
       </w:r>
       <w:r>
@@ -3620,7 +3871,7 @@
     <w:p>
       <w:r>
         <w:pict w14:anchorId="7ADDCDAE">
-          <v:rect id="_x0000_i1031" style="width:0;height:1.5pt" o:hralign="center" o:hrstd="t" o:hr="t" fillcolor="#a0a0a0" stroked="f"/>
+          <v:rect id="_x0000_i1075" style="width:0;height:1.5pt" o:hralign="center" o:hrstd="t" o:hr="t" fillcolor="#a0a0a0" stroked="f"/>
         </w:pict>
       </w:r>
     </w:p>
@@ -3870,7 +4121,7 @@
     <w:p>
       <w:r>
         <w:pict w14:anchorId="707A8E35">
-          <v:rect id="_x0000_i1032" style="width:0;height:1.5pt" o:hralign="center" o:hrstd="t" o:hr="t" fillcolor="#a0a0a0" stroked="f"/>
+          <v:rect id="_x0000_i1076" style="width:0;height:1.5pt" o:hralign="center" o:hrstd="t" o:hr="t" fillcolor="#a0a0a0" stroked="f"/>
         </w:pict>
       </w:r>
     </w:p>
@@ -4044,6 +4295,7 @@
         <w:rPr>
           <w:rFonts w:ascii="Cambria" w:hAnsi="Cambria"/>
         </w:rPr>
+        <w:lastRenderedPageBreak/>
         <w:t>df</w:t>
       </w:r>
       <w:proofErr w:type="spellEnd"/>
@@ -4109,7 +4361,6 @@
         <w:rPr>
           <w:rFonts w:ascii="Cambria" w:hAnsi="Cambria"/>
         </w:rPr>
-        <w:lastRenderedPageBreak/>
         <w:t xml:space="preserve">    if row["Inventory_Level"] &lt;= row["Reorder_Level"]</w:t>
       </w:r>
     </w:p>
@@ -4525,7 +4776,7 @@
     <w:p>
       <w:r>
         <w:pict w14:anchorId="57C55802">
-          <v:rect id="_x0000_i1033" style="width:0;height:1.5pt" o:hralign="center" o:hrstd="t" o:hr="t" fillcolor="#a0a0a0" stroked="f"/>
+          <v:rect id="_x0000_i1077" style="width:0;height:1.5pt" o:hralign="center" o:hrstd="t" o:hr="t" fillcolor="#a0a0a0" stroked="f"/>
         </w:pict>
       </w:r>
     </w:p>
@@ -5379,7 +5630,7 @@
     <w:p>
       <w:r>
         <w:pict w14:anchorId="4A8DFB4F">
-          <v:rect id="_x0000_i1034" style="width:0;height:1.5pt" o:hralign="center" o:hrstd="t" o:hr="t" fillcolor="#a0a0a0" stroked="f"/>
+          <v:rect id="_x0000_i1078" style="width:0;height:1.5pt" o:hralign="center" o:hrstd="t" o:hr="t" fillcolor="#a0a0a0" stroked="f"/>
         </w:pict>
       </w:r>
     </w:p>
@@ -5744,7 +5995,7 @@
     <w:p>
       <w:r>
         <w:pict w14:anchorId="7E993162">
-          <v:rect id="_x0000_i1035" style="width:0;height:1.5pt" o:hralign="center" o:hrstd="t" o:hr="t" fillcolor="#a0a0a0" stroked="f"/>
+          <v:rect id="_x0000_i1079" style="width:0;height:1.5pt" o:hralign="center" o:hrstd="t" o:hr="t" fillcolor="#a0a0a0" stroked="f"/>
         </w:pict>
       </w:r>
     </w:p>
